--- a/preview/docxs/02-minimal-slate.docx
+++ b/preview/docxs/02-minimal-slate.docx
@@ -499,7 +499,7 @@
         </w:rPr>
         <w:t xml:space="preserve">Demo: </w:t>
       </w:r>
-      <w:hyperlink w:history="1" r:id="rId0ia-49ryvwnstteb_jl__">
+      <w:hyperlink w:history="1" r:id="rIduqnb7nsimlmvdwsx90mpb">
         <w:r>
           <w:rPr>
             <w:color w:val="475569"/>
@@ -527,7 +527,7 @@
         </w:rPr>
         <w:t xml:space="preserve">Code: </w:t>
       </w:r>
-      <w:hyperlink w:history="1" r:id="rIdhzlqzbktdxenk7poexzrm">
+      <w:hyperlink w:history="1" r:id="rId6jt7u8l0iqzv5lzfyn8j6">
         <w:r>
           <w:rPr>
             <w:color w:val="475569"/>
@@ -617,7 +617,7 @@
         </w:rPr>
         <w:t xml:space="preserve">Demo: </w:t>
       </w:r>
-      <w:hyperlink w:history="1" r:id="rIde-4a4zqy5vxwkzlqr8uhp">
+      <w:hyperlink w:history="1" r:id="rIdv7b79sgt4lkaw2upzi-lt">
         <w:r>
           <w:rPr>
             <w:color w:val="475569"/>
@@ -1036,7 +1036,7 @@
         </w:rPr>
         <w:t xml:space="preserve">Portfolio: </w:t>
       </w:r>
-      <w:hyperlink w:history="1" r:id="rIdpkutnnwn0e7ejtcyhepzd">
+      <w:hyperlink w:history="1" r:id="rIdhaa-1dwabnzomwghnvy5k">
         <w:r>
           <w:rPr>
             <w:color w:val="475569"/>
